--- a/5-人员管理/运行记录类文件/050202-人员管理总结报告（截止2025年12月）.docx
+++ b/5-人员管理/运行记录类文件/050202-人员管理总结报告（截止2025年12月）.docx
@@ -1139,6 +1139,12 @@
             <w:insideH w:val="single" w:color="000000" w:sz="2" w:space="0"/>
             <w:insideV w:val="single" w:color="000000" w:sz="2" w:space="0"/>
           </w:tblBorders>
+          <w:tblCellMar>
+            <w:top w:w="0" w:type="dxa"/>
+            <w:left w:w="0" w:type="dxa"/>
+            <w:bottom w:w="0" w:type="dxa"/>
+            <w:right w:w="0" w:type="dxa"/>
+          </w:tblCellMar>
         </w:tblPrEx>
         <w:trPr>
           <w:trHeight w:val="557" w:hRule="atLeast"/>
@@ -1343,6 +1349,12 @@
             <w:insideH w:val="single" w:color="000000" w:sz="2" w:space="0"/>
             <w:insideV w:val="single" w:color="000000" w:sz="2" w:space="0"/>
           </w:tblBorders>
+          <w:tblCellMar>
+            <w:top w:w="0" w:type="dxa"/>
+            <w:left w:w="0" w:type="dxa"/>
+            <w:bottom w:w="0" w:type="dxa"/>
+            <w:right w:w="0" w:type="dxa"/>
+          </w:tblCellMar>
         </w:tblPrEx>
         <w:trPr>
           <w:trHeight w:val="561" w:hRule="atLeast"/>
@@ -3875,7 +3887,6 @@
           </w:tcPr>
           <w:p>
             <w:pPr>
-              <w:widowControl w:val="0"/>
               <w:textAlignment w:val="center"/>
               <w:rPr>
                 <w:rFonts w:hint="eastAsia" w:ascii="宋体" w:hAnsi="宋体" w:cs="宋体"/>
@@ -3898,7 +3909,15 @@
                 <w:rFonts w:hint="default"/>
                 <w:lang w:eastAsia="zh-CN"/>
               </w:rPr>
-              <w:t>标准培训</w:t>
+              <w:t>标准</w:t>
+            </w:r>
+            <w:r>
+              <w:rPr>
+                <w:rStyle w:val="42"/>
+                <w:rFonts w:hint="eastAsia"/>
+                <w:lang w:val="en-US" w:eastAsia="zh-CN"/>
+              </w:rPr>
+              <w:t>理解与应用</w:t>
             </w:r>
           </w:p>
         </w:tc>
@@ -4104,22 +4123,30 @@
           </w:tcPr>
           <w:p>
             <w:pPr>
-              <w:widowControl w:val="0"/>
-              <w:textAlignment w:val="center"/>
-              <w:rPr>
-                <w:rFonts w:hint="eastAsia" w:ascii="宋体" w:hAnsi="宋体" w:cs="宋体"/>
-                <w:sz w:val="16"/>
-                <w:szCs w:val="16"/>
-              </w:rPr>
-            </w:pPr>
-            <w:r>
-              <w:rPr>
-                <w:rFonts w:hint="eastAsia" w:ascii="宋体" w:hAnsi="宋体" w:cs="宋体"/>
-                <w:sz w:val="16"/>
-                <w:szCs w:val="16"/>
-                <w:lang w:eastAsia="zh-CN"/>
-              </w:rPr>
-              <w:t>运维服务工具使用</w:t>
+              <w:textAlignment w:val="center"/>
+              <w:rPr>
+                <w:rFonts w:hint="eastAsia" w:ascii="宋体" w:hAnsi="宋体" w:cs="宋体"/>
+                <w:sz w:val="16"/>
+                <w:szCs w:val="16"/>
+              </w:rPr>
+            </w:pPr>
+            <w:r>
+              <w:rPr>
+                <w:rFonts w:hint="eastAsia" w:ascii="宋体" w:hAnsi="宋体" w:cs="宋体"/>
+                <w:sz w:val="16"/>
+                <w:szCs w:val="16"/>
+                <w:lang w:eastAsia="zh-CN"/>
+              </w:rPr>
+              <w:t>运维</w:t>
+            </w:r>
+            <w:r>
+              <w:rPr>
+                <w:rFonts w:hint="eastAsia" w:ascii="宋体" w:hAnsi="宋体" w:cs="宋体"/>
+                <w:sz w:val="16"/>
+                <w:szCs w:val="16"/>
+                <w:lang w:val="en-US" w:eastAsia="zh-CN"/>
+              </w:rPr>
+              <w:t>工具使用指南</w:t>
             </w:r>
           </w:p>
         </w:tc>
@@ -4327,23 +4354,31 @@
           </w:tcPr>
           <w:p>
             <w:pPr>
-              <w:widowControl w:val="0"/>
-              <w:textAlignment w:val="center"/>
-              <w:rPr>
-                <w:rFonts w:hint="eastAsia" w:ascii="宋体" w:hAnsi="宋体" w:cs="宋体"/>
-                <w:sz w:val="16"/>
-                <w:szCs w:val="16"/>
-                <w:lang w:eastAsia="zh-CN"/>
-              </w:rPr>
-            </w:pPr>
-            <w:r>
-              <w:rPr>
-                <w:rFonts w:hint="eastAsia" w:ascii="宋体" w:hAnsi="宋体" w:cs="宋体"/>
-                <w:sz w:val="16"/>
-                <w:szCs w:val="16"/>
-                <w:lang w:eastAsia="zh-CN"/>
-              </w:rPr>
-              <w:t>入职培训（包括制度与企业文化</w:t>
+              <w:textAlignment w:val="center"/>
+              <w:rPr>
+                <w:rFonts w:hint="eastAsia" w:ascii="宋体" w:hAnsi="宋体" w:cs="宋体"/>
+                <w:sz w:val="16"/>
+                <w:szCs w:val="16"/>
+                <w:lang w:eastAsia="zh-CN"/>
+              </w:rPr>
+            </w:pPr>
+            <w:r>
+              <w:rPr>
+                <w:rFonts w:hint="eastAsia" w:ascii="宋体" w:hAnsi="宋体" w:cs="宋体"/>
+                <w:sz w:val="16"/>
+                <w:szCs w:val="16"/>
+                <w:lang w:val="en-US" w:eastAsia="zh-CN"/>
+              </w:rPr>
+              <w:t>新员工</w:t>
+            </w:r>
+            <w:r>
+              <w:rPr>
+                <w:rFonts w:hint="eastAsia" w:ascii="宋体" w:hAnsi="宋体" w:cs="宋体"/>
+                <w:sz w:val="16"/>
+                <w:szCs w:val="16"/>
+                <w:lang w:eastAsia="zh-CN"/>
+              </w:rPr>
+              <w:t>入职培训</w:t>
             </w:r>
           </w:p>
         </w:tc>
@@ -4549,22 +4584,30 @@
           </w:tcPr>
           <w:p>
             <w:pPr>
-              <w:widowControl w:val="0"/>
-              <w:textAlignment w:val="center"/>
-              <w:rPr>
-                <w:rFonts w:hint="eastAsia" w:ascii="宋体" w:hAnsi="宋体" w:cs="宋体"/>
-                <w:sz w:val="16"/>
-                <w:szCs w:val="16"/>
-              </w:rPr>
-            </w:pPr>
-            <w:r>
-              <w:rPr>
-                <w:rFonts w:hint="eastAsia" w:ascii="宋体" w:hAnsi="宋体" w:cs="宋体"/>
-                <w:sz w:val="16"/>
-                <w:szCs w:val="16"/>
-                <w:lang w:eastAsia="zh-CN"/>
-              </w:rPr>
-              <w:t>公司产品培训</w:t>
+              <w:textAlignment w:val="center"/>
+              <w:rPr>
+                <w:rFonts w:hint="eastAsia" w:ascii="宋体" w:hAnsi="宋体" w:cs="宋体"/>
+                <w:sz w:val="16"/>
+                <w:szCs w:val="16"/>
+              </w:rPr>
+            </w:pPr>
+            <w:r>
+              <w:rPr>
+                <w:rFonts w:hint="eastAsia" w:ascii="宋体" w:hAnsi="宋体" w:cs="宋体"/>
+                <w:sz w:val="16"/>
+                <w:szCs w:val="16"/>
+                <w:lang w:eastAsia="zh-CN"/>
+              </w:rPr>
+              <w:t>公司</w:t>
+            </w:r>
+            <w:r>
+              <w:rPr>
+                <w:rFonts w:hint="eastAsia" w:ascii="宋体" w:hAnsi="宋体" w:cs="宋体"/>
+                <w:sz w:val="16"/>
+                <w:szCs w:val="16"/>
+                <w:lang w:val="en-US" w:eastAsia="zh-CN"/>
+              </w:rPr>
+              <w:t>核心产品介绍</w:t>
             </w:r>
           </w:p>
         </w:tc>
@@ -4770,7 +4813,6 @@
           </w:tcPr>
           <w:p>
             <w:pPr>
-              <w:widowControl w:val="0"/>
               <w:tabs>
                 <w:tab w:val="center" w:pos="1320"/>
               </w:tabs>
@@ -4789,7 +4831,16 @@
                 <w:szCs w:val="16"/>
                 <w:lang w:eastAsia="zh-CN"/>
               </w:rPr>
-              <w:t>产品测试用例编写</w:t>
+              <w:t>测试用例编写</w:t>
+            </w:r>
+            <w:r>
+              <w:rPr>
+                <w:rFonts w:hint="eastAsia" w:ascii="宋体" w:hAnsi="宋体" w:cs="宋体"/>
+                <w:sz w:val="16"/>
+                <w:szCs w:val="16"/>
+                <w:lang w:val="en-US" w:eastAsia="zh-CN"/>
+              </w:rPr>
+              <w:t>规范</w:t>
             </w:r>
           </w:p>
         </w:tc>
@@ -5001,7 +5052,6 @@
           </w:tcPr>
           <w:p>
             <w:pPr>
-              <w:widowControl w:val="0"/>
               <w:tabs>
                 <w:tab w:val="center" w:pos="1320"/>
               </w:tabs>
@@ -5231,7 +5281,6 @@
           </w:tcPr>
           <w:p>
             <w:pPr>
-              <w:widowControl w:val="0"/>
               <w:tabs>
                 <w:tab w:val="center" w:pos="1320"/>
               </w:tabs>
@@ -5250,16 +5299,16 @@
                 <w:szCs w:val="16"/>
                 <w:lang w:eastAsia="zh-CN"/>
               </w:rPr>
-              <w:t>运维服务制度</w:t>
-            </w:r>
-            <w:r>
-              <w:rPr>
-                <w:rFonts w:hint="eastAsia" w:ascii="宋体" w:hAnsi="宋体" w:cs="宋体"/>
-                <w:sz w:val="16"/>
-                <w:szCs w:val="16"/>
-                <w:lang w:eastAsia="zh-CN"/>
-              </w:rPr>
-              <w:tab/>
+              <w:t>运维</w:t>
+            </w:r>
+            <w:r>
+              <w:rPr>
+                <w:rFonts w:hint="eastAsia" w:ascii="宋体" w:hAnsi="宋体" w:cs="宋体"/>
+                <w:sz w:val="16"/>
+                <w:szCs w:val="16"/>
+                <w:lang w:val="en-US" w:eastAsia="zh-CN"/>
+              </w:rPr>
+              <w:t>服务规范讲解</w:t>
             </w:r>
           </w:p>
         </w:tc>
@@ -5468,7 +5517,6 @@
           </w:tcPr>
           <w:p>
             <w:pPr>
-              <w:widowControl w:val="0"/>
               <w:textAlignment w:val="center"/>
               <w:rPr>
                 <w:rFonts w:hint="eastAsia" w:ascii="宋体" w:hAnsi="宋体" w:cs="宋体"/>
@@ -5689,31 +5737,22 @@
           </w:tcPr>
           <w:p>
             <w:pPr>
-              <w:widowControl w:val="0"/>
-              <w:textAlignment w:val="center"/>
-              <w:rPr>
-                <w:rFonts w:hint="eastAsia" w:ascii="宋体" w:hAnsi="宋体" w:cs="宋体"/>
-                <w:sz w:val="16"/>
-                <w:szCs w:val="16"/>
-                <w:lang w:eastAsia="zh-CN"/>
-              </w:rPr>
-            </w:pPr>
-            <w:r>
-              <w:rPr>
-                <w:rFonts w:hint="eastAsia" w:ascii="宋体" w:hAnsi="宋体" w:cs="宋体"/>
-                <w:sz w:val="16"/>
-                <w:szCs w:val="16"/>
-                <w:lang w:eastAsia="zh-CN"/>
-              </w:rPr>
-              <w:t>开发规范及代码质量</w:t>
-            </w:r>
-            <w:r>
-              <w:rPr>
-                <w:rStyle w:val="42"/>
-                <w:rFonts w:hint="default"/>
-                <w:lang w:eastAsia="zh-CN"/>
-              </w:rPr>
-              <w:t>介绍</w:t>
+              <w:textAlignment w:val="center"/>
+              <w:rPr>
+                <w:rFonts w:hint="eastAsia" w:ascii="宋体" w:hAnsi="宋体" w:cs="宋体"/>
+                <w:sz w:val="16"/>
+                <w:szCs w:val="16"/>
+                <w:lang w:eastAsia="zh-CN"/>
+              </w:rPr>
+            </w:pPr>
+            <w:r>
+              <w:rPr>
+                <w:rFonts w:hint="eastAsia" w:ascii="宋体" w:hAnsi="宋体" w:cs="宋体"/>
+                <w:sz w:val="16"/>
+                <w:szCs w:val="16"/>
+                <w:lang w:val="en-US" w:eastAsia="zh-CN"/>
+              </w:rPr>
+              <w:t>代码质量审查规范</w:t>
             </w:r>
           </w:p>
         </w:tc>
@@ -5800,233 +5839,6 @@
                 <w:rFonts w:hint="eastAsia" w:ascii="宋体" w:hAnsi="宋体" w:cs="宋体"/>
                 <w:sz w:val="16"/>
                 <w:szCs w:val="16"/>
-              </w:rPr>
-            </w:pPr>
-            <w:r>
-              <w:rPr>
-                <w:rFonts w:hint="eastAsia" w:ascii="宋体" w:hAnsi="宋体" w:cs="宋体"/>
-                <w:sz w:val="16"/>
-                <w:szCs w:val="16"/>
-                <w:lang w:val="en-US" w:eastAsia="zh-CN"/>
-              </w:rPr>
-              <w:t>2025年</w:t>
-            </w:r>
-            <w:r>
-              <w:rPr>
-                <w:rFonts w:hint="eastAsia" w:ascii="宋体" w:hAnsi="宋体" w:cs="宋体"/>
-                <w:sz w:val="16"/>
-                <w:szCs w:val="16"/>
-                <w:lang w:eastAsia="zh-CN"/>
-              </w:rPr>
-              <w:t>10月</w:t>
-            </w:r>
-          </w:p>
-        </w:tc>
-        <w:tc>
-          <w:tcPr>
-            <w:tcW w:w="1189" w:type="dxa"/>
-            <w:tcBorders>
-              <w:top w:val="single" w:color="000000" w:sz="4" w:space="0"/>
-              <w:left w:val="single" w:color="000000" w:sz="4" w:space="0"/>
-              <w:bottom w:val="single" w:color="000000" w:sz="4" w:space="0"/>
-              <w:right w:val="single" w:color="000000" w:sz="4" w:space="0"/>
-            </w:tcBorders>
-            <w:vAlign w:val="center"/>
-          </w:tcPr>
-          <w:p>
-            <w:pPr>
-              <w:widowControl w:val="0"/>
-              <w:jc w:val="both"/>
-              <w:textAlignment w:val="center"/>
-              <w:rPr>
-                <w:rFonts w:hint="eastAsia" w:ascii="宋体" w:hAnsi="宋体" w:cs="宋体"/>
-                <w:sz w:val="16"/>
-                <w:szCs w:val="16"/>
-                <w:lang w:eastAsia="zh-CN"/>
-              </w:rPr>
-            </w:pPr>
-            <w:r>
-              <w:rPr>
-                <w:rFonts w:hint="eastAsia" w:ascii="宋体" w:hAnsi="宋体" w:cs="宋体"/>
-                <w:sz w:val="16"/>
-                <w:szCs w:val="16"/>
-                <w:lang w:eastAsia="zh-CN"/>
-              </w:rPr>
-              <w:t>完成</w:t>
-            </w:r>
-          </w:p>
-        </w:tc>
-      </w:tr>
-      <w:tr>
-        <w:tblPrEx>
-          <w:tblBorders>
-            <w:top w:val="none" w:color="auto" w:sz="0" w:space="0"/>
-            <w:left w:val="none" w:color="auto" w:sz="0" w:space="0"/>
-            <w:bottom w:val="none" w:color="auto" w:sz="0" w:space="0"/>
-            <w:right w:val="none" w:color="auto" w:sz="0" w:space="0"/>
-            <w:insideH w:val="none" w:color="auto" w:sz="0" w:space="0"/>
-            <w:insideV w:val="none" w:color="auto" w:sz="0" w:space="0"/>
-          </w:tblBorders>
-        </w:tblPrEx>
-        <w:trPr>
-          <w:trHeight w:val="540" w:hRule="atLeast"/>
-          <w:jc w:val="center"/>
-        </w:trPr>
-        <w:tc>
-          <w:tcPr>
-            <w:tcW w:w="661" w:type="dxa"/>
-            <w:tcBorders>
-              <w:top w:val="single" w:color="000000" w:sz="4" w:space="0"/>
-              <w:left w:val="single" w:color="000000" w:sz="4" w:space="0"/>
-              <w:bottom w:val="single" w:color="000000" w:sz="4" w:space="0"/>
-              <w:right w:val="single" w:color="000000" w:sz="4" w:space="0"/>
-            </w:tcBorders>
-            <w:vAlign w:val="center"/>
-          </w:tcPr>
-          <w:p>
-            <w:pPr>
-              <w:widowControl w:val="0"/>
-              <w:numPr>
-                <w:ilvl w:val="0"/>
-                <w:numId w:val="2"/>
-              </w:numPr>
-              <w:textAlignment w:val="center"/>
-              <w:rPr>
-                <w:rFonts w:hint="eastAsia" w:ascii="宋体" w:hAnsi="宋体" w:cs="宋体"/>
-                <w:sz w:val="16"/>
-                <w:szCs w:val="16"/>
-                <w:lang w:eastAsia="zh-CN"/>
-              </w:rPr>
-            </w:pPr>
-          </w:p>
-        </w:tc>
-        <w:tc>
-          <w:tcPr>
-            <w:tcW w:w="2100" w:type="dxa"/>
-            <w:tcBorders>
-              <w:top w:val="single" w:color="000000" w:sz="4" w:space="0"/>
-              <w:left w:val="single" w:color="000000" w:sz="4" w:space="0"/>
-              <w:bottom w:val="single" w:color="000000" w:sz="4" w:space="0"/>
-              <w:right w:val="single" w:color="000000" w:sz="4" w:space="0"/>
-            </w:tcBorders>
-            <w:vAlign w:val="center"/>
-          </w:tcPr>
-          <w:p>
-            <w:pPr>
-              <w:widowControl w:val="0"/>
-              <w:textAlignment w:val="center"/>
-              <w:rPr>
-                <w:rFonts w:hint="eastAsia" w:ascii="宋体" w:hAnsi="宋体" w:cs="宋体"/>
-                <w:sz w:val="16"/>
-                <w:szCs w:val="16"/>
-                <w:lang w:eastAsia="zh-CN"/>
-              </w:rPr>
-            </w:pPr>
-            <w:r>
-              <w:rPr>
-                <w:rFonts w:hint="eastAsia" w:ascii="宋体" w:hAnsi="宋体" w:cs="宋体"/>
-                <w:sz w:val="16"/>
-                <w:szCs w:val="16"/>
-                <w:lang w:eastAsia="zh-CN"/>
-              </w:rPr>
-              <w:t>信息、数据安全常识</w:t>
-            </w:r>
-            <w:r>
-              <w:rPr>
-                <w:rStyle w:val="42"/>
-                <w:rFonts w:hint="default"/>
-                <w:lang w:eastAsia="zh-CN"/>
-              </w:rPr>
-              <w:t>及应对策略</w:t>
-            </w:r>
-          </w:p>
-        </w:tc>
-        <w:tc>
-          <w:tcPr>
-            <w:tcW w:w="1850" w:type="dxa"/>
-            <w:tcBorders>
-              <w:top w:val="single" w:color="000000" w:sz="4" w:space="0"/>
-              <w:left w:val="single" w:color="000000" w:sz="4" w:space="0"/>
-              <w:bottom w:val="single" w:color="000000" w:sz="4" w:space="0"/>
-              <w:right w:val="single" w:color="000000" w:sz="4" w:space="0"/>
-            </w:tcBorders>
-            <w:vAlign w:val="center"/>
-          </w:tcPr>
-          <w:p>
-            <w:pPr>
-              <w:widowControl w:val="0"/>
-              <w:textAlignment w:val="center"/>
-              <w:rPr>
-                <w:rFonts w:hint="eastAsia" w:ascii="宋体" w:hAnsi="宋体" w:cs="宋体"/>
-                <w:sz w:val="16"/>
-                <w:szCs w:val="16"/>
-                <w:lang w:eastAsia="zh-CN"/>
-              </w:rPr>
-            </w:pPr>
-            <w:r>
-              <w:rPr>
-                <w:rFonts w:hint="eastAsia" w:ascii="宋体" w:hAnsi="宋体" w:cs="宋体"/>
-                <w:sz w:val="16"/>
-                <w:szCs w:val="16"/>
-                <w:lang w:eastAsia="zh-CN"/>
-              </w:rPr>
-              <w:t>运维项目经理、网络工程师</w:t>
-            </w:r>
-          </w:p>
-        </w:tc>
-        <w:tc>
-          <w:tcPr>
-            <w:tcW w:w="750" w:type="dxa"/>
-            <w:tcBorders>
-              <w:top w:val="single" w:color="000000" w:sz="4" w:space="0"/>
-              <w:left w:val="single" w:color="000000" w:sz="4" w:space="0"/>
-              <w:bottom w:val="single" w:color="000000" w:sz="4" w:space="0"/>
-              <w:right w:val="single" w:color="000000" w:sz="4" w:space="0"/>
-            </w:tcBorders>
-            <w:vAlign w:val="center"/>
-          </w:tcPr>
-          <w:p>
-            <w:pPr>
-              <w:jc w:val="both"/>
-              <w:textAlignment w:val="center"/>
-              <w:rPr>
-                <w:rFonts w:hint="eastAsia" w:ascii="宋体" w:hAnsi="宋体" w:cs="宋体"/>
-                <w:sz w:val="16"/>
-                <w:szCs w:val="16"/>
-                <w:lang w:eastAsia="zh-CN"/>
-              </w:rPr>
-            </w:pPr>
-            <w:r>
-              <w:rPr>
-                <w:rFonts w:hint="eastAsia" w:ascii="宋体" w:hAnsi="宋体" w:cs="宋体"/>
-                <w:sz w:val="16"/>
-                <w:szCs w:val="16"/>
-                <w:lang w:val="en-US" w:eastAsia="zh-CN"/>
-              </w:rPr>
-              <w:t>王潇</w:t>
-            </w:r>
-          </w:p>
-        </w:tc>
-        <w:tc>
-          <w:tcPr>
-            <w:tcW w:w="1189" w:type="dxa"/>
-            <w:tcBorders>
-              <w:top w:val="single" w:color="000000" w:sz="4" w:space="0"/>
-              <w:left w:val="single" w:color="000000" w:sz="4" w:space="0"/>
-              <w:bottom w:val="single" w:color="000000" w:sz="4" w:space="0"/>
-              <w:right w:val="single" w:color="000000" w:sz="4" w:space="0"/>
-            </w:tcBorders>
-            <w:vAlign w:val="center"/>
-          </w:tcPr>
-          <w:p>
-            <w:pPr>
-              <w:jc w:val="both"/>
-              <w:textAlignment w:val="center"/>
-              <w:rPr>
-                <w:rFonts w:hint="eastAsia" w:ascii="宋体" w:hAnsi="宋体" w:cs="宋体"/>
-                <w:sz w:val="16"/>
-                <w:szCs w:val="16"/>
-                <w:lang w:eastAsia="zh-CN"/>
               </w:rPr>
             </w:pPr>
             <w:r>
@@ -6146,23 +5958,22 @@
           </w:tcPr>
           <w:p>
             <w:pPr>
-              <w:widowControl w:val="0"/>
-              <w:textAlignment w:val="center"/>
-              <w:rPr>
-                <w:rFonts w:hint="eastAsia" w:ascii="宋体" w:hAnsi="宋体" w:cs="宋体"/>
-                <w:sz w:val="16"/>
-                <w:szCs w:val="16"/>
-                <w:lang w:eastAsia="zh-CN"/>
-              </w:rPr>
-            </w:pPr>
-            <w:r>
-              <w:rPr>
-                <w:rFonts w:hint="eastAsia" w:ascii="宋体" w:hAnsi="宋体" w:cs="宋体"/>
-                <w:sz w:val="16"/>
-                <w:szCs w:val="16"/>
-                <w:lang w:eastAsia="zh-CN"/>
-              </w:rPr>
-              <w:t>服务台人员操作流程</w:t>
+              <w:textAlignment w:val="center"/>
+              <w:rPr>
+                <w:rFonts w:hint="eastAsia" w:ascii="宋体" w:hAnsi="宋体" w:cs="宋体"/>
+                <w:sz w:val="16"/>
+                <w:szCs w:val="16"/>
+                <w:lang w:eastAsia="zh-CN"/>
+              </w:rPr>
+            </w:pPr>
+            <w:r>
+              <w:rPr>
+                <w:rFonts w:hint="eastAsia" w:ascii="宋体" w:hAnsi="宋体" w:cs="宋体"/>
+                <w:sz w:val="16"/>
+                <w:szCs w:val="16"/>
+                <w:lang w:val="en-US" w:eastAsia="zh-CN"/>
+              </w:rPr>
+              <w:t>数据安全常识及应对</w:t>
             </w:r>
           </w:p>
         </w:tc>
@@ -6195,7 +6006,7 @@
                 <w:szCs w:val="16"/>
                 <w:lang w:eastAsia="zh-CN"/>
               </w:rPr>
-              <w:t>服务台全员</w:t>
+              <w:t>运维项目经理、网络工程师</w:t>
             </w:r>
           </w:p>
         </w:tc>
@@ -6371,31 +6182,22 @@
           </w:tcPr>
           <w:p>
             <w:pPr>
-              <w:widowControl w:val="0"/>
-              <w:textAlignment w:val="center"/>
-              <w:rPr>
-                <w:rFonts w:hint="eastAsia" w:ascii="宋体" w:hAnsi="宋体" w:cs="宋体"/>
-                <w:sz w:val="16"/>
-                <w:szCs w:val="16"/>
-                <w:lang w:eastAsia="zh-CN"/>
-              </w:rPr>
-            </w:pPr>
-            <w:r>
-              <w:rPr>
-                <w:rFonts w:hint="eastAsia" w:ascii="宋体" w:hAnsi="宋体" w:cs="宋体"/>
-                <w:sz w:val="16"/>
-                <w:szCs w:val="16"/>
-                <w:lang w:eastAsia="zh-CN"/>
-              </w:rPr>
-              <w:t>应急响应规范与应急</w:t>
-            </w:r>
-            <w:r>
-              <w:rPr>
-                <w:rStyle w:val="42"/>
-                <w:rFonts w:hint="default"/>
-                <w:lang w:eastAsia="zh-CN"/>
-              </w:rPr>
-              <w:t>预案培训</w:t>
+              <w:textAlignment w:val="center"/>
+              <w:rPr>
+                <w:rFonts w:hint="eastAsia" w:ascii="宋体" w:hAnsi="宋体" w:cs="宋体"/>
+                <w:sz w:val="16"/>
+                <w:szCs w:val="16"/>
+                <w:lang w:eastAsia="zh-CN"/>
+              </w:rPr>
+            </w:pPr>
+            <w:r>
+              <w:rPr>
+                <w:rFonts w:hint="eastAsia" w:ascii="宋体" w:hAnsi="宋体" w:cs="宋体"/>
+                <w:sz w:val="16"/>
+                <w:szCs w:val="16"/>
+                <w:lang w:val="en-US" w:eastAsia="zh-CN"/>
+              </w:rPr>
+              <w:t>服务台管理制度培训</w:t>
             </w:r>
           </w:p>
         </w:tc>
@@ -6428,7 +6230,7 @@
                 <w:szCs w:val="16"/>
                 <w:lang w:eastAsia="zh-CN"/>
               </w:rPr>
-              <w:t>运维项目经理</w:t>
+              <w:t>服务台全员</w:t>
             </w:r>
           </w:p>
         </w:tc>
@@ -6604,7 +6406,230 @@
           </w:tcPr>
           <w:p>
             <w:pPr>
-              <w:widowControl w:val="0"/>
+              <w:textAlignment w:val="center"/>
+              <w:rPr>
+                <w:rFonts w:hint="eastAsia" w:ascii="宋体" w:hAnsi="宋体" w:cs="宋体"/>
+                <w:sz w:val="16"/>
+                <w:szCs w:val="16"/>
+                <w:lang w:eastAsia="zh-CN"/>
+              </w:rPr>
+            </w:pPr>
+            <w:r>
+              <w:rPr>
+                <w:rFonts w:hint="eastAsia" w:ascii="宋体" w:hAnsi="宋体" w:cs="宋体"/>
+                <w:sz w:val="16"/>
+                <w:szCs w:val="16"/>
+                <w:lang w:val="en-US" w:eastAsia="zh-CN"/>
+              </w:rPr>
+              <w:t>应急管理制度培训</w:t>
+            </w:r>
+          </w:p>
+        </w:tc>
+        <w:tc>
+          <w:tcPr>
+            <w:tcW w:w="1850" w:type="dxa"/>
+            <w:tcBorders>
+              <w:top w:val="single" w:color="000000" w:sz="4" w:space="0"/>
+              <w:left w:val="single" w:color="000000" w:sz="4" w:space="0"/>
+              <w:bottom w:val="single" w:color="000000" w:sz="4" w:space="0"/>
+              <w:right w:val="single" w:color="000000" w:sz="4" w:space="0"/>
+            </w:tcBorders>
+            <w:vAlign w:val="center"/>
+          </w:tcPr>
+          <w:p>
+            <w:pPr>
+              <w:widowControl w:val="0"/>
+              <w:textAlignment w:val="center"/>
+              <w:rPr>
+                <w:rFonts w:hint="eastAsia" w:ascii="宋体" w:hAnsi="宋体" w:cs="宋体"/>
+                <w:sz w:val="16"/>
+                <w:szCs w:val="16"/>
+                <w:lang w:eastAsia="zh-CN"/>
+              </w:rPr>
+            </w:pPr>
+            <w:r>
+              <w:rPr>
+                <w:rFonts w:hint="eastAsia" w:ascii="宋体" w:hAnsi="宋体" w:cs="宋体"/>
+                <w:sz w:val="16"/>
+                <w:szCs w:val="16"/>
+                <w:lang w:eastAsia="zh-CN"/>
+              </w:rPr>
+              <w:t>运维项目经理</w:t>
+            </w:r>
+          </w:p>
+        </w:tc>
+        <w:tc>
+          <w:tcPr>
+            <w:tcW w:w="750" w:type="dxa"/>
+            <w:tcBorders>
+              <w:top w:val="single" w:color="000000" w:sz="4" w:space="0"/>
+              <w:left w:val="single" w:color="000000" w:sz="4" w:space="0"/>
+              <w:bottom w:val="single" w:color="000000" w:sz="4" w:space="0"/>
+              <w:right w:val="single" w:color="000000" w:sz="4" w:space="0"/>
+            </w:tcBorders>
+            <w:vAlign w:val="center"/>
+          </w:tcPr>
+          <w:p>
+            <w:pPr>
+              <w:jc w:val="both"/>
+              <w:textAlignment w:val="center"/>
+              <w:rPr>
+                <w:rFonts w:hint="eastAsia" w:ascii="宋体" w:hAnsi="宋体" w:cs="宋体"/>
+                <w:sz w:val="16"/>
+                <w:szCs w:val="16"/>
+                <w:lang w:eastAsia="zh-CN"/>
+              </w:rPr>
+            </w:pPr>
+            <w:r>
+              <w:rPr>
+                <w:rFonts w:hint="eastAsia" w:ascii="宋体" w:hAnsi="宋体" w:cs="宋体"/>
+                <w:sz w:val="16"/>
+                <w:szCs w:val="16"/>
+                <w:lang w:val="en-US" w:eastAsia="zh-CN"/>
+              </w:rPr>
+              <w:t>王潇</w:t>
+            </w:r>
+          </w:p>
+        </w:tc>
+        <w:tc>
+          <w:tcPr>
+            <w:tcW w:w="1189" w:type="dxa"/>
+            <w:tcBorders>
+              <w:top w:val="single" w:color="000000" w:sz="4" w:space="0"/>
+              <w:left w:val="single" w:color="000000" w:sz="4" w:space="0"/>
+              <w:bottom w:val="single" w:color="000000" w:sz="4" w:space="0"/>
+              <w:right w:val="single" w:color="000000" w:sz="4" w:space="0"/>
+            </w:tcBorders>
+            <w:vAlign w:val="center"/>
+          </w:tcPr>
+          <w:p>
+            <w:pPr>
+              <w:jc w:val="both"/>
+              <w:textAlignment w:val="center"/>
+              <w:rPr>
+                <w:rFonts w:hint="eastAsia" w:ascii="宋体" w:hAnsi="宋体" w:cs="宋体"/>
+                <w:sz w:val="16"/>
+                <w:szCs w:val="16"/>
+                <w:lang w:eastAsia="zh-CN"/>
+              </w:rPr>
+            </w:pPr>
+            <w:r>
+              <w:rPr>
+                <w:rFonts w:hint="eastAsia" w:ascii="宋体" w:hAnsi="宋体" w:cs="宋体"/>
+                <w:sz w:val="16"/>
+                <w:szCs w:val="16"/>
+                <w:lang w:val="en-US" w:eastAsia="zh-CN"/>
+              </w:rPr>
+              <w:t>2025年</w:t>
+            </w:r>
+            <w:r>
+              <w:rPr>
+                <w:rFonts w:hint="eastAsia" w:ascii="宋体" w:hAnsi="宋体" w:cs="宋体"/>
+                <w:sz w:val="16"/>
+                <w:szCs w:val="16"/>
+                <w:lang w:eastAsia="zh-CN"/>
+              </w:rPr>
+              <w:t>10月</w:t>
+            </w:r>
+          </w:p>
+        </w:tc>
+        <w:tc>
+          <w:tcPr>
+            <w:tcW w:w="1189" w:type="dxa"/>
+            <w:tcBorders>
+              <w:top w:val="single" w:color="000000" w:sz="4" w:space="0"/>
+              <w:left w:val="single" w:color="000000" w:sz="4" w:space="0"/>
+              <w:bottom w:val="single" w:color="000000" w:sz="4" w:space="0"/>
+              <w:right w:val="single" w:color="000000" w:sz="4" w:space="0"/>
+            </w:tcBorders>
+            <w:vAlign w:val="center"/>
+          </w:tcPr>
+          <w:p>
+            <w:pPr>
+              <w:widowControl w:val="0"/>
+              <w:jc w:val="both"/>
+              <w:textAlignment w:val="center"/>
+              <w:rPr>
+                <w:rFonts w:hint="eastAsia" w:ascii="宋体" w:hAnsi="宋体" w:cs="宋体"/>
+                <w:sz w:val="16"/>
+                <w:szCs w:val="16"/>
+                <w:lang w:eastAsia="zh-CN"/>
+              </w:rPr>
+            </w:pPr>
+            <w:r>
+              <w:rPr>
+                <w:rFonts w:hint="eastAsia" w:ascii="宋体" w:hAnsi="宋体" w:cs="宋体"/>
+                <w:sz w:val="16"/>
+                <w:szCs w:val="16"/>
+                <w:lang w:eastAsia="zh-CN"/>
+              </w:rPr>
+              <w:t>完成</w:t>
+            </w:r>
+          </w:p>
+        </w:tc>
+      </w:tr>
+      <w:tr>
+        <w:tblPrEx>
+          <w:tblBorders>
+            <w:top w:val="none" w:color="auto" w:sz="0" w:space="0"/>
+            <w:left w:val="none" w:color="auto" w:sz="0" w:space="0"/>
+            <w:bottom w:val="none" w:color="auto" w:sz="0" w:space="0"/>
+            <w:right w:val="none" w:color="auto" w:sz="0" w:space="0"/>
+            <w:insideH w:val="none" w:color="auto" w:sz="0" w:space="0"/>
+            <w:insideV w:val="none" w:color="auto" w:sz="0" w:space="0"/>
+          </w:tblBorders>
+          <w:tblCellMar>
+            <w:top w:w="0" w:type="dxa"/>
+            <w:left w:w="108" w:type="dxa"/>
+            <w:bottom w:w="0" w:type="dxa"/>
+            <w:right w:w="108" w:type="dxa"/>
+          </w:tblCellMar>
+        </w:tblPrEx>
+        <w:trPr>
+          <w:trHeight w:val="540" w:hRule="atLeast"/>
+          <w:jc w:val="center"/>
+        </w:trPr>
+        <w:tc>
+          <w:tcPr>
+            <w:tcW w:w="661" w:type="dxa"/>
+            <w:tcBorders>
+              <w:top w:val="single" w:color="000000" w:sz="4" w:space="0"/>
+              <w:left w:val="single" w:color="000000" w:sz="4" w:space="0"/>
+              <w:bottom w:val="single" w:color="000000" w:sz="4" w:space="0"/>
+              <w:right w:val="single" w:color="000000" w:sz="4" w:space="0"/>
+            </w:tcBorders>
+            <w:vAlign w:val="center"/>
+          </w:tcPr>
+          <w:p>
+            <w:pPr>
+              <w:widowControl w:val="0"/>
+              <w:numPr>
+                <w:ilvl w:val="0"/>
+                <w:numId w:val="2"/>
+              </w:numPr>
+              <w:textAlignment w:val="center"/>
+              <w:rPr>
+                <w:rFonts w:hint="eastAsia" w:ascii="宋体" w:hAnsi="宋体" w:cs="宋体"/>
+                <w:sz w:val="16"/>
+                <w:szCs w:val="16"/>
+                <w:lang w:eastAsia="zh-CN"/>
+              </w:rPr>
+            </w:pPr>
+          </w:p>
+        </w:tc>
+        <w:tc>
+          <w:tcPr>
+            <w:tcW w:w="2100" w:type="dxa"/>
+            <w:tcBorders>
+              <w:top w:val="single" w:color="000000" w:sz="4" w:space="0"/>
+              <w:left w:val="single" w:color="000000" w:sz="4" w:space="0"/>
+              <w:bottom w:val="single" w:color="000000" w:sz="4" w:space="0"/>
+              <w:right w:val="single" w:color="000000" w:sz="4" w:space="0"/>
+            </w:tcBorders>
+            <w:vAlign w:val="center"/>
+          </w:tcPr>
+          <w:p>
+            <w:pPr>
               <w:textAlignment w:val="center"/>
               <w:rPr>
                 <w:rFonts w:hint="eastAsia" w:ascii="宋体" w:hAnsi="宋体" w:cs="宋体"/>
@@ -6621,6 +6646,15 @@
                 <w:lang w:eastAsia="zh-CN"/>
               </w:rPr>
               <w:t>ITSS</w:t>
+            </w:r>
+            <w:r>
+              <w:rPr>
+                <w:rFonts w:hint="eastAsia" w:ascii="宋体" w:hAnsi="宋体" w:cs="宋体"/>
+                <w:sz w:val="16"/>
+                <w:szCs w:val="16"/>
+                <w:lang w:val="en-US" w:eastAsia="zh-CN"/>
+              </w:rPr>
+              <w:t>深度</w:t>
             </w:r>
             <w:r>
               <w:rPr>
@@ -6628,7 +6662,7 @@
                 <w:rFonts w:hint="default"/>
                 <w:lang w:eastAsia="zh-CN"/>
               </w:rPr>
-              <w:t>标准培训</w:t>
+              <w:t>培训</w:t>
             </w:r>
           </w:p>
         </w:tc>
@@ -6837,7 +6871,6 @@
           </w:tcPr>
           <w:p>
             <w:pPr>
-              <w:widowControl w:val="0"/>
               <w:textAlignment w:val="center"/>
               <w:rPr>
                 <w:rFonts w:hint="eastAsia" w:ascii="宋体" w:hAnsi="宋体" w:cs="宋体"/>
@@ -7058,23 +7091,22 @@
           </w:tcPr>
           <w:p>
             <w:pPr>
-              <w:widowControl w:val="0"/>
-              <w:textAlignment w:val="center"/>
-              <w:rPr>
-                <w:rFonts w:hint="eastAsia" w:ascii="宋体" w:hAnsi="宋体" w:cs="宋体"/>
-                <w:sz w:val="16"/>
-                <w:szCs w:val="16"/>
-                <w:lang w:eastAsia="zh-CN"/>
-              </w:rPr>
-            </w:pPr>
-            <w:r>
-              <w:rPr>
-                <w:rFonts w:hint="eastAsia" w:ascii="宋体" w:hAnsi="宋体" w:cs="宋体"/>
-                <w:sz w:val="16"/>
-                <w:szCs w:val="16"/>
-                <w:lang w:eastAsia="zh-CN"/>
-              </w:rPr>
-              <w:t>入职培训（包括制度与企业文化</w:t>
+              <w:textAlignment w:val="center"/>
+              <w:rPr>
+                <w:rFonts w:hint="eastAsia" w:ascii="宋体" w:hAnsi="宋体" w:cs="宋体"/>
+                <w:sz w:val="16"/>
+                <w:szCs w:val="16"/>
+                <w:lang w:eastAsia="zh-CN"/>
+              </w:rPr>
+            </w:pPr>
+            <w:r>
+              <w:rPr>
+                <w:rFonts w:hint="eastAsia" w:ascii="宋体" w:hAnsi="宋体" w:cs="宋体"/>
+                <w:sz w:val="16"/>
+                <w:szCs w:val="16"/>
+                <w:lang w:val="en-US" w:eastAsia="zh-CN"/>
+              </w:rPr>
+              <w:t>新员工入职培训</w:t>
             </w:r>
           </w:p>
         </w:tc>
@@ -7283,23 +7315,22 @@
           </w:tcPr>
           <w:p>
             <w:pPr>
-              <w:widowControl w:val="0"/>
-              <w:textAlignment w:val="center"/>
-              <w:rPr>
-                <w:rFonts w:hint="eastAsia" w:ascii="宋体" w:hAnsi="宋体" w:cs="宋体"/>
-                <w:sz w:val="16"/>
-                <w:szCs w:val="16"/>
-                <w:lang w:eastAsia="zh-CN"/>
-              </w:rPr>
-            </w:pPr>
-            <w:r>
-              <w:rPr>
-                <w:rFonts w:hint="eastAsia" w:ascii="宋体" w:hAnsi="宋体" w:cs="宋体"/>
-                <w:sz w:val="16"/>
-                <w:szCs w:val="16"/>
-                <w:lang w:eastAsia="zh-CN"/>
-              </w:rPr>
-              <w:t>公司产品培训</w:t>
+              <w:textAlignment w:val="center"/>
+              <w:rPr>
+                <w:rFonts w:hint="eastAsia" w:ascii="宋体" w:hAnsi="宋体" w:cs="宋体"/>
+                <w:sz w:val="16"/>
+                <w:szCs w:val="16"/>
+                <w:lang w:eastAsia="zh-CN"/>
+              </w:rPr>
+            </w:pPr>
+            <w:r>
+              <w:rPr>
+                <w:rFonts w:hint="eastAsia" w:ascii="宋体" w:hAnsi="宋体" w:cs="宋体"/>
+                <w:sz w:val="16"/>
+                <w:szCs w:val="16"/>
+                <w:lang w:eastAsia="zh-CN"/>
+              </w:rPr>
+              <w:t>公司核心产品介绍</w:t>
             </w:r>
           </w:p>
         </w:tc>
@@ -7508,22 +7539,21 @@
           </w:tcPr>
           <w:p>
             <w:pPr>
-              <w:widowControl w:val="0"/>
-              <w:textAlignment w:val="center"/>
-              <w:rPr>
-                <w:rFonts w:hint="eastAsia" w:ascii="宋体" w:hAnsi="宋体" w:cs="宋体"/>
-                <w:sz w:val="16"/>
-                <w:szCs w:val="16"/>
-              </w:rPr>
-            </w:pPr>
-            <w:r>
-              <w:rPr>
-                <w:rFonts w:hint="eastAsia" w:ascii="宋体" w:hAnsi="宋体" w:cs="宋体"/>
-                <w:sz w:val="16"/>
-                <w:szCs w:val="16"/>
-                <w:lang w:eastAsia="zh-CN"/>
-              </w:rPr>
-              <w:t>数据库规范介绍</w:t>
+              <w:textAlignment w:val="center"/>
+              <w:rPr>
+                <w:rFonts w:hint="eastAsia" w:ascii="宋体" w:hAnsi="宋体" w:cs="宋体"/>
+                <w:sz w:val="16"/>
+                <w:szCs w:val="16"/>
+              </w:rPr>
+            </w:pPr>
+            <w:r>
+              <w:rPr>
+                <w:rFonts w:hint="eastAsia" w:ascii="宋体" w:hAnsi="宋体" w:cs="宋体"/>
+                <w:sz w:val="16"/>
+                <w:szCs w:val="16"/>
+                <w:lang w:val="en-US" w:eastAsia="zh-CN"/>
+              </w:rPr>
+              <w:t>流行数据库运维技巧</w:t>
             </w:r>
           </w:p>
         </w:tc>
@@ -7729,30 +7759,21 @@
           </w:tcPr>
           <w:p>
             <w:pPr>
-              <w:widowControl w:val="0"/>
-              <w:textAlignment w:val="center"/>
-              <w:rPr>
-                <w:rFonts w:hint="eastAsia" w:ascii="宋体" w:hAnsi="宋体" w:cs="宋体"/>
-                <w:sz w:val="16"/>
-                <w:szCs w:val="16"/>
-              </w:rPr>
-            </w:pPr>
-            <w:r>
-              <w:rPr>
-                <w:rFonts w:hint="eastAsia" w:ascii="宋体" w:hAnsi="宋体" w:cs="宋体"/>
-                <w:sz w:val="16"/>
-                <w:szCs w:val="16"/>
-                <w:lang w:eastAsia="zh-CN"/>
-              </w:rPr>
-              <w:t>IT</w:t>
-            </w:r>
-            <w:r>
-              <w:rPr>
-                <w:rStyle w:val="42"/>
-                <w:rFonts w:hint="default"/>
-                <w:lang w:eastAsia="zh-CN"/>
-              </w:rPr>
-              <w:t>服务项目经理</w:t>
+              <w:textAlignment w:val="center"/>
+              <w:rPr>
+                <w:rFonts w:hint="eastAsia" w:ascii="宋体" w:hAnsi="宋体" w:cs="宋体"/>
+                <w:sz w:val="16"/>
+                <w:szCs w:val="16"/>
+              </w:rPr>
+            </w:pPr>
+            <w:r>
+              <w:rPr>
+                <w:rFonts w:hint="eastAsia" w:ascii="宋体" w:hAnsi="宋体" w:cs="宋体"/>
+                <w:sz w:val="16"/>
+                <w:szCs w:val="16"/>
+                <w:lang w:val="en-US" w:eastAsia="zh-CN"/>
+              </w:rPr>
+              <w:t>项目经理技能培训</w:t>
             </w:r>
           </w:p>
         </w:tc>
@@ -7958,23 +7979,31 @@
           </w:tcPr>
           <w:p>
             <w:pPr>
-              <w:widowControl w:val="0"/>
-              <w:textAlignment w:val="center"/>
-              <w:rPr>
-                <w:rFonts w:hint="eastAsia" w:ascii="宋体" w:hAnsi="宋体" w:cs="宋体"/>
-                <w:sz w:val="16"/>
-                <w:szCs w:val="16"/>
-                <w:lang w:eastAsia="zh-CN"/>
-              </w:rPr>
-            </w:pPr>
-            <w:r>
-              <w:rPr>
-                <w:rFonts w:hint="eastAsia" w:ascii="宋体" w:hAnsi="宋体" w:cs="宋体"/>
-                <w:sz w:val="16"/>
-                <w:szCs w:val="16"/>
-                <w:lang w:eastAsia="zh-CN"/>
-              </w:rPr>
-              <w:t>运维服务工具使用</w:t>
+              <w:textAlignment w:val="center"/>
+              <w:rPr>
+                <w:rFonts w:hint="eastAsia" w:ascii="宋体" w:hAnsi="宋体" w:cs="宋体"/>
+                <w:sz w:val="16"/>
+                <w:szCs w:val="16"/>
+                <w:lang w:eastAsia="zh-CN"/>
+              </w:rPr>
+            </w:pPr>
+            <w:r>
+              <w:rPr>
+                <w:rFonts w:hint="eastAsia" w:ascii="宋体" w:hAnsi="宋体" w:cs="宋体"/>
+                <w:sz w:val="16"/>
+                <w:szCs w:val="16"/>
+                <w:lang w:eastAsia="zh-CN"/>
+              </w:rPr>
+              <w:t>运维服务</w:t>
+            </w:r>
+            <w:r>
+              <w:rPr>
+                <w:rFonts w:hint="eastAsia" w:ascii="宋体" w:hAnsi="宋体" w:cs="宋体"/>
+                <w:sz w:val="16"/>
+                <w:szCs w:val="16"/>
+                <w:lang w:val="en-US" w:eastAsia="zh-CN"/>
+              </w:rPr>
+              <w:t>工具使用进阶</w:t>
             </w:r>
           </w:p>
         </w:tc>
@@ -8183,23 +8212,22 @@
           </w:tcPr>
           <w:p>
             <w:pPr>
-              <w:widowControl w:val="0"/>
-              <w:textAlignment w:val="center"/>
-              <w:rPr>
-                <w:rFonts w:hint="eastAsia" w:ascii="宋体" w:hAnsi="宋体" w:cs="宋体"/>
-                <w:sz w:val="16"/>
-                <w:szCs w:val="16"/>
-                <w:lang w:eastAsia="zh-CN"/>
-              </w:rPr>
-            </w:pPr>
-            <w:r>
-              <w:rPr>
-                <w:rFonts w:hint="eastAsia" w:ascii="宋体" w:hAnsi="宋体" w:cs="宋体"/>
-                <w:sz w:val="16"/>
-                <w:szCs w:val="16"/>
-                <w:lang w:eastAsia="zh-CN"/>
-              </w:rPr>
-              <w:t>产品服务化规范</w:t>
+              <w:textAlignment w:val="center"/>
+              <w:rPr>
+                <w:rFonts w:hint="eastAsia" w:ascii="宋体" w:hAnsi="宋体" w:cs="宋体"/>
+                <w:sz w:val="16"/>
+                <w:szCs w:val="16"/>
+                <w:lang w:eastAsia="zh-CN"/>
+              </w:rPr>
+            </w:pPr>
+            <w:r>
+              <w:rPr>
+                <w:rFonts w:hint="eastAsia" w:ascii="宋体" w:hAnsi="宋体" w:cs="宋体"/>
+                <w:sz w:val="16"/>
+                <w:szCs w:val="16"/>
+                <w:lang w:val="en-US" w:eastAsia="zh-CN"/>
+              </w:rPr>
+              <w:t>运维服务规范化培训</w:t>
             </w:r>
           </w:p>
         </w:tc>
@@ -8408,23 +8436,22 @@
           </w:tcPr>
           <w:p>
             <w:pPr>
-              <w:widowControl w:val="0"/>
-              <w:textAlignment w:val="center"/>
-              <w:rPr>
-                <w:rFonts w:hint="eastAsia" w:ascii="宋体" w:hAnsi="宋体" w:cs="宋体"/>
-                <w:sz w:val="16"/>
-                <w:szCs w:val="16"/>
-                <w:lang w:eastAsia="zh-CN"/>
-              </w:rPr>
-            </w:pPr>
-            <w:r>
-              <w:rPr>
-                <w:rFonts w:hint="eastAsia" w:ascii="宋体" w:hAnsi="宋体" w:cs="宋体"/>
-                <w:sz w:val="16"/>
-                <w:szCs w:val="16"/>
-                <w:lang w:eastAsia="zh-CN"/>
-              </w:rPr>
-              <w:t>云数据中心建设模式和网络安全</w:t>
+              <w:textAlignment w:val="center"/>
+              <w:rPr>
+                <w:rFonts w:hint="eastAsia" w:ascii="宋体" w:hAnsi="宋体" w:cs="宋体"/>
+                <w:sz w:val="16"/>
+                <w:szCs w:val="16"/>
+                <w:lang w:eastAsia="zh-CN"/>
+              </w:rPr>
+            </w:pPr>
+            <w:r>
+              <w:rPr>
+                <w:rFonts w:hint="eastAsia" w:ascii="宋体" w:hAnsi="宋体" w:cs="宋体"/>
+                <w:sz w:val="16"/>
+                <w:szCs w:val="16"/>
+                <w:lang w:val="en-US" w:eastAsia="zh-CN"/>
+              </w:rPr>
+              <w:t>网络安全建设</w:t>
             </w:r>
           </w:p>
         </w:tc>
@@ -8631,22 +8658,21 @@
           </w:tcPr>
           <w:p>
             <w:pPr>
-              <w:widowControl w:val="0"/>
-              <w:textAlignment w:val="center"/>
-              <w:rPr>
-                <w:rFonts w:hint="eastAsia" w:ascii="宋体" w:hAnsi="宋体" w:cs="宋体"/>
-                <w:sz w:val="16"/>
-                <w:szCs w:val="16"/>
-              </w:rPr>
-            </w:pPr>
-            <w:r>
-              <w:rPr>
-                <w:rFonts w:hint="eastAsia" w:ascii="宋体" w:hAnsi="宋体" w:cs="宋体"/>
-                <w:sz w:val="16"/>
-                <w:szCs w:val="16"/>
-                <w:lang w:eastAsia="zh-CN"/>
-              </w:rPr>
-              <w:t>交付规范</w:t>
+              <w:textAlignment w:val="center"/>
+              <w:rPr>
+                <w:rFonts w:hint="eastAsia" w:ascii="宋体" w:hAnsi="宋体" w:cs="宋体"/>
+                <w:sz w:val="16"/>
+                <w:szCs w:val="16"/>
+              </w:rPr>
+            </w:pPr>
+            <w:r>
+              <w:rPr>
+                <w:rFonts w:hint="eastAsia" w:ascii="宋体" w:hAnsi="宋体" w:cs="宋体"/>
+                <w:sz w:val="16"/>
+                <w:szCs w:val="16"/>
+                <w:lang w:val="en-US" w:eastAsia="zh-CN"/>
+              </w:rPr>
+              <w:t>交付管理制度培训</w:t>
             </w:r>
           </w:p>
         </w:tc>
@@ -8852,7 +8878,6 @@
           </w:tcPr>
           <w:p>
             <w:pPr>
-              <w:widowControl w:val="0"/>
               <w:tabs>
                 <w:tab w:val="center" w:pos="1320"/>
               </w:tabs>
@@ -8878,9 +8903,9 @@
                 <w:rFonts w:hint="eastAsia" w:ascii="宋体" w:hAnsi="宋体" w:cs="宋体"/>
                 <w:sz w:val="16"/>
                 <w:szCs w:val="16"/>
-                <w:lang w:eastAsia="zh-CN"/>
-              </w:rPr>
-              <w:tab/>
+                <w:lang w:val="en-US" w:eastAsia="zh-CN"/>
+              </w:rPr>
+              <w:t>宣贯</w:t>
             </w:r>
           </w:p>
         </w:tc>
@@ -9089,23 +9114,31 @@
           </w:tcPr>
           <w:p>
             <w:pPr>
-              <w:widowControl w:val="0"/>
-              <w:textAlignment w:val="center"/>
-              <w:rPr>
-                <w:rFonts w:hint="eastAsia" w:ascii="宋体" w:hAnsi="宋体" w:cs="宋体"/>
-                <w:sz w:val="16"/>
-                <w:szCs w:val="16"/>
-                <w:lang w:eastAsia="zh-CN"/>
-              </w:rPr>
-            </w:pPr>
-            <w:r>
-              <w:rPr>
-                <w:rFonts w:hint="eastAsia" w:ascii="宋体" w:hAnsi="宋体" w:cs="宋体"/>
-                <w:sz w:val="16"/>
-                <w:szCs w:val="16"/>
-                <w:lang w:eastAsia="zh-CN"/>
-              </w:rPr>
-              <w:t>高级开发培训</w:t>
+              <w:textAlignment w:val="center"/>
+              <w:rPr>
+                <w:rFonts w:hint="eastAsia" w:ascii="宋体" w:hAnsi="宋体" w:cs="宋体"/>
+                <w:sz w:val="16"/>
+                <w:szCs w:val="16"/>
+                <w:lang w:eastAsia="zh-CN"/>
+              </w:rPr>
+            </w:pPr>
+            <w:r>
+              <w:rPr>
+                <w:rFonts w:hint="eastAsia" w:ascii="宋体" w:hAnsi="宋体" w:cs="宋体"/>
+                <w:sz w:val="16"/>
+                <w:szCs w:val="16"/>
+                <w:lang w:eastAsia="zh-CN"/>
+              </w:rPr>
+              <w:t>高级</w:t>
+            </w:r>
+            <w:r>
+              <w:rPr>
+                <w:rFonts w:hint="eastAsia" w:ascii="宋体" w:hAnsi="宋体" w:cs="宋体"/>
+                <w:sz w:val="16"/>
+                <w:szCs w:val="16"/>
+                <w:lang w:val="en-US" w:eastAsia="zh-CN"/>
+              </w:rPr>
+              <w:t>研发技术培训</w:t>
             </w:r>
           </w:p>
         </w:tc>
@@ -9314,31 +9347,22 @@
           </w:tcPr>
           <w:p>
             <w:pPr>
-              <w:widowControl w:val="0"/>
-              <w:textAlignment w:val="center"/>
-              <w:rPr>
-                <w:rFonts w:hint="eastAsia" w:ascii="宋体" w:hAnsi="宋体" w:cs="宋体"/>
-                <w:sz w:val="16"/>
-                <w:szCs w:val="16"/>
-                <w:lang w:eastAsia="zh-CN"/>
-              </w:rPr>
-            </w:pPr>
-            <w:r>
-              <w:rPr>
-                <w:rFonts w:hint="eastAsia" w:ascii="宋体" w:hAnsi="宋体" w:cs="宋体"/>
-                <w:sz w:val="16"/>
-                <w:szCs w:val="16"/>
-                <w:lang w:eastAsia="zh-CN"/>
-              </w:rPr>
-              <w:t>开发规范及代码质量</w:t>
-            </w:r>
-            <w:r>
-              <w:rPr>
-                <w:rStyle w:val="42"/>
-                <w:rFonts w:hint="default"/>
-                <w:lang w:eastAsia="zh-CN"/>
-              </w:rPr>
-              <w:t>介绍</w:t>
+              <w:textAlignment w:val="center"/>
+              <w:rPr>
+                <w:rFonts w:hint="eastAsia" w:ascii="宋体" w:hAnsi="宋体" w:cs="宋体"/>
+                <w:sz w:val="16"/>
+                <w:szCs w:val="16"/>
+                <w:lang w:eastAsia="zh-CN"/>
+              </w:rPr>
+            </w:pPr>
+            <w:r>
+              <w:rPr>
+                <w:rFonts w:hint="eastAsia" w:ascii="宋体" w:hAnsi="宋体" w:cs="宋体"/>
+                <w:sz w:val="16"/>
+                <w:szCs w:val="16"/>
+                <w:lang w:val="en-US" w:eastAsia="zh-CN"/>
+              </w:rPr>
+              <w:t>代码质量审查规范</w:t>
             </w:r>
           </w:p>
         </w:tc>
@@ -9544,23 +9568,22 @@
           </w:tcPr>
           <w:p>
             <w:pPr>
-              <w:widowControl w:val="0"/>
-              <w:textAlignment w:val="center"/>
-              <w:rPr>
-                <w:rFonts w:hint="eastAsia" w:ascii="宋体" w:hAnsi="宋体" w:cs="宋体"/>
-                <w:sz w:val="16"/>
-                <w:szCs w:val="16"/>
-                <w:lang w:eastAsia="zh-CN"/>
-              </w:rPr>
-            </w:pPr>
-            <w:r>
-              <w:rPr>
-                <w:rFonts w:hint="eastAsia" w:ascii="宋体" w:hAnsi="宋体" w:cs="宋体"/>
-                <w:sz w:val="16"/>
-                <w:szCs w:val="16"/>
-                <w:lang w:eastAsia="zh-CN"/>
-              </w:rPr>
-              <w:t>入职培训（包括制度与企业文化</w:t>
+              <w:textAlignment w:val="center"/>
+              <w:rPr>
+                <w:rFonts w:hint="eastAsia" w:ascii="宋体" w:hAnsi="宋体" w:cs="宋体"/>
+                <w:sz w:val="16"/>
+                <w:szCs w:val="16"/>
+                <w:lang w:eastAsia="zh-CN"/>
+              </w:rPr>
+            </w:pPr>
+            <w:r>
+              <w:rPr>
+                <w:rFonts w:hint="eastAsia" w:ascii="宋体" w:hAnsi="宋体" w:cs="宋体"/>
+                <w:sz w:val="16"/>
+                <w:szCs w:val="16"/>
+                <w:lang w:val="en-US" w:eastAsia="zh-CN"/>
+              </w:rPr>
+              <w:t>新员工入职培训</w:t>
             </w:r>
           </w:p>
         </w:tc>
@@ -9766,22 +9789,21 @@
           </w:tcPr>
           <w:p>
             <w:pPr>
-              <w:widowControl w:val="0"/>
-              <w:textAlignment w:val="center"/>
-              <w:rPr>
-                <w:rFonts w:hint="eastAsia" w:ascii="宋体" w:hAnsi="宋体" w:cs="宋体"/>
-                <w:sz w:val="16"/>
-                <w:szCs w:val="16"/>
-              </w:rPr>
-            </w:pPr>
-            <w:r>
-              <w:rPr>
-                <w:rFonts w:hint="eastAsia" w:ascii="宋体" w:hAnsi="宋体" w:cs="宋体"/>
-                <w:sz w:val="16"/>
-                <w:szCs w:val="16"/>
-                <w:lang w:eastAsia="zh-CN"/>
-              </w:rPr>
-              <w:t>公司产品培训</w:t>
+              <w:textAlignment w:val="center"/>
+              <w:rPr>
+                <w:rFonts w:hint="eastAsia" w:ascii="宋体" w:hAnsi="宋体" w:cs="宋体"/>
+                <w:sz w:val="16"/>
+                <w:szCs w:val="16"/>
+              </w:rPr>
+            </w:pPr>
+            <w:r>
+              <w:rPr>
+                <w:rFonts w:hint="eastAsia" w:ascii="宋体" w:hAnsi="宋体" w:cs="宋体"/>
+                <w:sz w:val="16"/>
+                <w:szCs w:val="16"/>
+                <w:lang w:val="en-US" w:eastAsia="zh-CN"/>
+              </w:rPr>
+              <w:t>公司核心产品介绍</w:t>
             </w:r>
           </w:p>
         </w:tc>
@@ -9987,31 +10009,22 @@
           </w:tcPr>
           <w:p>
             <w:pPr>
-              <w:widowControl w:val="0"/>
-              <w:textAlignment w:val="center"/>
-              <w:rPr>
-                <w:rFonts w:hint="eastAsia" w:ascii="宋体" w:hAnsi="宋体" w:cs="宋体"/>
-                <w:sz w:val="16"/>
-                <w:szCs w:val="16"/>
-                <w:lang w:eastAsia="zh-CN"/>
-              </w:rPr>
-            </w:pPr>
-            <w:r>
-              <w:rPr>
-                <w:rFonts w:hint="eastAsia" w:ascii="宋体" w:hAnsi="宋体" w:cs="宋体"/>
-                <w:sz w:val="16"/>
-                <w:szCs w:val="16"/>
-                <w:lang w:eastAsia="zh-CN"/>
-              </w:rPr>
-              <w:t>信息、数据安全常识</w:t>
-            </w:r>
-            <w:r>
-              <w:rPr>
-                <w:rStyle w:val="42"/>
-                <w:rFonts w:hint="default"/>
-                <w:lang w:eastAsia="zh-CN"/>
-              </w:rPr>
-              <w:t>及应对策略</w:t>
+              <w:textAlignment w:val="center"/>
+              <w:rPr>
+                <w:rFonts w:hint="eastAsia" w:ascii="宋体" w:hAnsi="宋体" w:cs="宋体"/>
+                <w:sz w:val="16"/>
+                <w:szCs w:val="16"/>
+                <w:lang w:eastAsia="zh-CN"/>
+              </w:rPr>
+            </w:pPr>
+            <w:r>
+              <w:rPr>
+                <w:rFonts w:hint="eastAsia" w:ascii="宋体" w:hAnsi="宋体" w:cs="宋体"/>
+                <w:sz w:val="16"/>
+                <w:szCs w:val="16"/>
+                <w:lang w:val="en-US" w:eastAsia="zh-CN"/>
+              </w:rPr>
+              <w:t>数据安全常识及应对</w:t>
             </w:r>
           </w:p>
         </w:tc>
@@ -10226,7 +10239,6 @@
           </w:tcPr>
           <w:p>
             <w:pPr>
-              <w:widowControl w:val="0"/>
               <w:textAlignment w:val="center"/>
               <w:rPr>
                 <w:rFonts w:hint="eastAsia" w:ascii="宋体" w:hAnsi="宋体" w:cs="宋体"/>
@@ -10242,6 +10254,15 @@
                 <w:lang w:eastAsia="zh-CN"/>
               </w:rPr>
               <w:t>产品测试用例编写</w:t>
+            </w:r>
+            <w:r>
+              <w:rPr>
+                <w:rFonts w:hint="eastAsia" w:ascii="宋体" w:hAnsi="宋体" w:cs="宋体"/>
+                <w:sz w:val="16"/>
+                <w:szCs w:val="16"/>
+                <w:lang w:val="en-US" w:eastAsia="zh-CN"/>
+              </w:rPr>
+              <w:t>规范</w:t>
             </w:r>
           </w:p>
         </w:tc>
@@ -10447,7 +10468,6 @@
           </w:tcPr>
           <w:p>
             <w:pPr>
-              <w:widowControl w:val="0"/>
               <w:textAlignment w:val="center"/>
               <w:rPr>
                 <w:rFonts w:hint="eastAsia" w:ascii="宋体" w:hAnsi="宋体" w:cs="宋体"/>
@@ -10668,23 +10688,22 @@
           </w:tcPr>
           <w:p>
             <w:pPr>
-              <w:widowControl w:val="0"/>
-              <w:textAlignment w:val="center"/>
-              <w:rPr>
-                <w:rFonts w:hint="eastAsia" w:ascii="宋体" w:hAnsi="宋体" w:cs="宋体"/>
-                <w:sz w:val="16"/>
-                <w:szCs w:val="16"/>
-                <w:lang w:eastAsia="zh-CN"/>
-              </w:rPr>
-            </w:pPr>
-            <w:r>
-              <w:rPr>
-                <w:rFonts w:hint="eastAsia" w:ascii="宋体" w:hAnsi="宋体" w:cs="宋体"/>
-                <w:sz w:val="16"/>
-                <w:szCs w:val="16"/>
-                <w:lang w:eastAsia="zh-CN"/>
-              </w:rPr>
-              <w:t>服务台人员操作流程</w:t>
+              <w:textAlignment w:val="center"/>
+              <w:rPr>
+                <w:rFonts w:hint="eastAsia" w:ascii="宋体" w:hAnsi="宋体" w:cs="宋体"/>
+                <w:sz w:val="16"/>
+                <w:szCs w:val="16"/>
+                <w:lang w:eastAsia="zh-CN"/>
+              </w:rPr>
+            </w:pPr>
+            <w:r>
+              <w:rPr>
+                <w:rFonts w:hint="eastAsia" w:ascii="宋体" w:hAnsi="宋体" w:cs="宋体"/>
+                <w:sz w:val="16"/>
+                <w:szCs w:val="16"/>
+                <w:lang w:val="en-US" w:eastAsia="zh-CN"/>
+              </w:rPr>
+              <w:t>服务台管理制度培训</w:t>
             </w:r>
           </w:p>
         </w:tc>
@@ -10893,7 +10912,6 @@
           </w:tcPr>
           <w:p>
             <w:pPr>
-              <w:widowControl w:val="0"/>
               <w:textAlignment w:val="center"/>
               <w:rPr>
                 <w:rFonts w:hint="eastAsia" w:ascii="宋体" w:hAnsi="宋体" w:cs="宋体"/>
@@ -11126,23 +11144,22 @@
           </w:tcPr>
           <w:p>
             <w:pPr>
-              <w:widowControl w:val="0"/>
-              <w:textAlignment w:val="center"/>
-              <w:rPr>
-                <w:rFonts w:hint="eastAsia" w:ascii="宋体" w:hAnsi="宋体" w:cs="宋体"/>
-                <w:sz w:val="16"/>
-                <w:szCs w:val="16"/>
-                <w:lang w:eastAsia="zh-CN"/>
-              </w:rPr>
-            </w:pPr>
-            <w:r>
-              <w:rPr>
-                <w:rFonts w:hint="eastAsia" w:ascii="宋体" w:hAnsi="宋体" w:cs="宋体"/>
-                <w:sz w:val="16"/>
-                <w:szCs w:val="16"/>
-                <w:lang w:eastAsia="zh-CN"/>
-              </w:rPr>
-              <w:t>Antd</w:t>
+              <w:textAlignment w:val="center"/>
+              <w:rPr>
+                <w:rFonts w:hint="eastAsia" w:ascii="宋体" w:hAnsi="宋体" w:cs="宋体"/>
+                <w:sz w:val="16"/>
+                <w:szCs w:val="16"/>
+                <w:lang w:eastAsia="zh-CN"/>
+              </w:rPr>
+            </w:pPr>
+            <w:r>
+              <w:rPr>
+                <w:rFonts w:hint="eastAsia" w:ascii="宋体" w:hAnsi="宋体" w:cs="宋体"/>
+                <w:sz w:val="16"/>
+                <w:szCs w:val="16"/>
+                <w:lang w:val="en-US" w:eastAsia="zh-CN"/>
+              </w:rPr>
+              <w:t>Vue</w:t>
             </w:r>
             <w:r>
               <w:rPr>
@@ -11359,23 +11376,31 @@
           </w:tcPr>
           <w:p>
             <w:pPr>
-              <w:widowControl w:val="0"/>
-              <w:textAlignment w:val="center"/>
-              <w:rPr>
-                <w:rFonts w:hint="eastAsia" w:ascii="宋体" w:hAnsi="宋体" w:cs="宋体"/>
-                <w:sz w:val="16"/>
-                <w:szCs w:val="16"/>
-                <w:lang w:eastAsia="zh-CN"/>
-              </w:rPr>
-            </w:pPr>
-            <w:r>
-              <w:rPr>
-                <w:rFonts w:hint="eastAsia" w:ascii="宋体" w:hAnsi="宋体" w:cs="宋体"/>
-                <w:sz w:val="16"/>
-                <w:szCs w:val="16"/>
-                <w:lang w:eastAsia="zh-CN"/>
-              </w:rPr>
-              <w:t>入职培训（包括制度与企业文化</w:t>
+              <w:textAlignment w:val="center"/>
+              <w:rPr>
+                <w:rFonts w:hint="eastAsia" w:ascii="宋体" w:hAnsi="宋体" w:cs="宋体"/>
+                <w:sz w:val="16"/>
+                <w:szCs w:val="16"/>
+                <w:lang w:eastAsia="zh-CN"/>
+              </w:rPr>
+            </w:pPr>
+            <w:r>
+              <w:rPr>
+                <w:rFonts w:hint="eastAsia" w:ascii="宋体" w:hAnsi="宋体" w:cs="宋体"/>
+                <w:sz w:val="16"/>
+                <w:szCs w:val="16"/>
+                <w:lang w:val="en-US" w:eastAsia="zh-CN"/>
+              </w:rPr>
+              <w:t>新员工</w:t>
+            </w:r>
+            <w:r>
+              <w:rPr>
+                <w:rFonts w:hint="eastAsia" w:ascii="宋体" w:hAnsi="宋体" w:cs="宋体"/>
+                <w:sz w:val="16"/>
+                <w:szCs w:val="16"/>
+                <w:lang w:eastAsia="zh-CN"/>
+              </w:rPr>
+              <w:t>入职培训</w:t>
             </w:r>
           </w:p>
         </w:tc>
@@ -11584,23 +11609,22 @@
           </w:tcPr>
           <w:p>
             <w:pPr>
-              <w:widowControl w:val="0"/>
-              <w:textAlignment w:val="center"/>
-              <w:rPr>
-                <w:rFonts w:hint="eastAsia" w:ascii="宋体" w:hAnsi="宋体" w:cs="宋体"/>
-                <w:sz w:val="16"/>
-                <w:szCs w:val="16"/>
-                <w:lang w:eastAsia="zh-CN"/>
-              </w:rPr>
-            </w:pPr>
-            <w:r>
-              <w:rPr>
-                <w:rFonts w:hint="eastAsia" w:ascii="宋体" w:hAnsi="宋体" w:cs="宋体"/>
-                <w:sz w:val="16"/>
-                <w:szCs w:val="16"/>
-                <w:lang w:eastAsia="zh-CN"/>
-              </w:rPr>
-              <w:t>公司产品培训</w:t>
+              <w:textAlignment w:val="center"/>
+              <w:rPr>
+                <w:rFonts w:hint="eastAsia" w:ascii="宋体" w:hAnsi="宋体" w:cs="宋体"/>
+                <w:sz w:val="16"/>
+                <w:szCs w:val="16"/>
+                <w:lang w:eastAsia="zh-CN"/>
+              </w:rPr>
+            </w:pPr>
+            <w:r>
+              <w:rPr>
+                <w:rFonts w:hint="eastAsia" w:ascii="宋体" w:hAnsi="宋体" w:cs="宋体"/>
+                <w:sz w:val="16"/>
+                <w:szCs w:val="16"/>
+                <w:lang w:eastAsia="zh-CN"/>
+              </w:rPr>
+              <w:t>公司核心产品介绍</w:t>
             </w:r>
           </w:p>
         </w:tc>
@@ -11809,7 +11833,6 @@
           </w:tcPr>
           <w:p>
             <w:pPr>
-              <w:widowControl w:val="0"/>
               <w:textAlignment w:val="center"/>
               <w:rPr>
                 <w:rFonts w:hint="eastAsia" w:ascii="宋体" w:hAnsi="宋体" w:cs="宋体"/>
@@ -12391,12 +12414,6 @@
             <w:insideH w:val="single" w:color="000000" w:sz="2" w:space="0"/>
             <w:insideV w:val="single" w:color="000000" w:sz="2" w:space="0"/>
           </w:tblBorders>
-          <w:tblCellMar>
-            <w:top w:w="0" w:type="dxa"/>
-            <w:left w:w="0" w:type="dxa"/>
-            <w:bottom w:w="0" w:type="dxa"/>
-            <w:right w:w="0" w:type="dxa"/>
-          </w:tblCellMar>
         </w:tblPrEx>
         <w:trPr>
           <w:trHeight w:val="552" w:hRule="atLeast"/>
@@ -12832,17 +12849,8 @@
           <w:rFonts w:hint="eastAsia"/>
           <w:lang w:val="en-US" w:eastAsia="zh-CN"/>
         </w:rPr>
-        <w:t>截止2025年12月，按照计划完成了交付经理和运维IE项目经理的备份工作。</w:t>
-      </w:r>
-      <w:bookmarkStart w:id="15" w:name="_GoBack"/>
-      <w:r>
-        <w:rPr>
-          <w:rFonts w:hint="eastAsia"/>
-          <w:lang w:val="en-US" w:eastAsia="zh-CN"/>
-        </w:rPr>
-        <w:t>备份计划完成率为100%，</w:t>
-      </w:r>
-      <w:bookmarkEnd w:id="15"/>
+        <w:t>截止2025年12月，按照计划完成了交付经理和运维IE项目经理的备份工作。备份计划完成率为100%，</w:t>
+      </w:r>
       <w:r>
         <w:t>有效保障A岗员工因休假、请假等原因离岗时，其职责由具备相应业务能力的B岗员工承接，确保业务连续性与稳定性。</w:t>
       </w:r>
@@ -13310,8 +13318,10 @@
               <w:rPr>
                 <w:rFonts w:hint="eastAsia"/>
               </w:rPr>
-              <w:t>运维工程师</w:t>
-            </w:r>
+              <w:t>运维实施工程师</w:t>
+            </w:r>
+            <w:bookmarkStart w:id="15" w:name="_GoBack"/>
+            <w:bookmarkEnd w:id="15"/>
           </w:p>
         </w:tc>
         <w:tc>
@@ -13694,7 +13704,14 @@
         <w:ind w:firstLine="480"/>
       </w:pPr>
       <w:r>
-        <w:t>年初制订计划中的组织架构及岗位结构得到落实</w:t>
+        <w:rPr>
+          <w:rFonts w:hint="eastAsia"/>
+          <w:lang w:val="en-US" w:eastAsia="zh-CN"/>
+        </w:rPr>
+        <w:t>2025年7月</w:t>
+      </w:r>
+      <w:r>
+        <w:t>制订计划中的组织架构及岗位结构得到落实</w:t>
       </w:r>
       <w:r>
         <w:rPr>

--- a/5-人员管理/运行记录类文件/050202-人员管理总结报告（截止2025年12月）.docx
+++ b/5-人员管理/运行记录类文件/050202-人员管理总结报告（截止2025年12月）.docx
@@ -12017,138 +12017,76 @@
     </w:p>
     <w:p>
       <w:pPr>
-        <w:widowControl w:val="0"/>
-        <w:spacing w:before="79" w:line="362" w:lineRule="auto"/>
-        <w:ind w:right="513" w:firstLine="493"/>
-        <w:jc w:val="both"/>
+        <w:pStyle w:val="30"/>
+        <w:bidi w:val="0"/>
         <w:rPr>
           <w:rFonts w:hint="eastAsia" w:ascii="宋体" w:hAnsi="宋体" w:cs="宋体"/>
           <w:spacing w:val="-5"/>
-          <w:sz w:val="24"/>
           <w:szCs w:val="24"/>
           <w:lang w:eastAsia="zh-CN"/>
         </w:rPr>
       </w:pPr>
+      <w:bookmarkStart w:id="15" w:name="_GoBack"/>
       <w:r>
         <w:rPr>
-          <w:rFonts w:ascii="宋体" w:hAnsi="宋体" w:cs="宋体"/>
-          <w:spacing w:val="-3"/>
-          <w:sz w:val="24"/>
-          <w:szCs w:val="24"/>
           <w:lang w:eastAsia="zh-CN"/>
         </w:rPr>
-        <w:t>公司进一步拓展人员招聘渠道，除网络招聘外，参加线上远程招</w:t>
+        <w:t>公司进一步拓展人员招聘渠道，除网络招聘外，参加线上远程招聘、市内组织的专场招聘会，鼓励员工内部推荐等方式。实现人才信息资源共享通道，选配合适人员2名</w:t>
       </w:r>
       <w:r>
         <w:rPr>
-          <w:rFonts w:ascii="宋体" w:hAnsi="宋体" w:cs="宋体"/>
-          <w:spacing w:val="-4"/>
-          <w:sz w:val="24"/>
-          <w:szCs w:val="24"/>
-          <w:lang w:eastAsia="zh-CN"/>
-        </w:rPr>
-        <w:t>聘、市内组织的专场招</w:t>
-      </w:r>
-      <w:r>
-        <w:rPr>
-          <w:rFonts w:ascii="宋体" w:hAnsi="宋体" w:cs="宋体"/>
-          <w:spacing w:val="-2"/>
-          <w:sz w:val="24"/>
-          <w:szCs w:val="24"/>
-          <w:lang w:eastAsia="zh-CN"/>
-        </w:rPr>
-        <w:t>聘会，鼓励员工内部推荐等方式。实现人才信息资源共享通道，选配合适人员2名</w:t>
-      </w:r>
-      <w:r>
-        <w:rPr>
-          <w:rFonts w:hint="eastAsia" w:ascii="宋体" w:hAnsi="宋体" w:cs="宋体"/>
-          <w:spacing w:val="-2"/>
-          <w:sz w:val="24"/>
-          <w:szCs w:val="24"/>
+          <w:rFonts w:hint="eastAsia"/>
           <w:lang w:eastAsia="zh-CN"/>
         </w:rPr>
         <w:t>。</w:t>
       </w:r>
       <w:r>
         <w:rPr>
-          <w:rFonts w:hint="eastAsia" w:ascii="宋体" w:hAnsi="宋体" w:cs="宋体"/>
-          <w:spacing w:val="-2"/>
-          <w:sz w:val="24"/>
-          <w:szCs w:val="24"/>
+          <w:rFonts w:hint="eastAsia"/>
           <w:lang w:val="en-US" w:eastAsia="zh-CN"/>
         </w:rPr>
         <w:t>截止2025年12月，招聘软件运维工程师1名，招聘</w:t>
       </w:r>
       <w:r>
         <w:rPr>
-          <w:rFonts w:ascii="宋体" w:hAnsi="宋体" w:cs="宋体"/>
-          <w:spacing w:val="-2"/>
-          <w:sz w:val="24"/>
-          <w:szCs w:val="24"/>
           <w:lang w:eastAsia="zh-CN"/>
         </w:rPr>
-        <w:t>完成计</w:t>
+        <w:t>完成计划任务。招聘人员及时到岗率</w:t>
       </w:r>
       <w:r>
         <w:rPr>
-          <w:rFonts w:ascii="宋体" w:hAnsi="宋体" w:cs="宋体"/>
-          <w:spacing w:val="-5"/>
-          <w:sz w:val="24"/>
-          <w:szCs w:val="24"/>
-          <w:lang w:eastAsia="zh-CN"/>
-        </w:rPr>
-        <w:t>划任务。招聘人员及时到岗率</w:t>
-      </w:r>
-      <w:r>
-        <w:rPr>
-          <w:rFonts w:hint="eastAsia" w:ascii="宋体" w:hAnsi="宋体" w:cs="宋体"/>
-          <w:spacing w:val="-5"/>
-          <w:sz w:val="24"/>
-          <w:szCs w:val="24"/>
+          <w:rFonts w:hint="eastAsia"/>
           <w:lang w:eastAsia="zh-CN"/>
         </w:rPr>
         <w:t>为</w:t>
       </w:r>
       <w:r>
         <w:rPr>
-          <w:rFonts w:ascii="宋体" w:hAnsi="宋体" w:cs="宋体"/>
-          <w:spacing w:val="-5"/>
-          <w:sz w:val="24"/>
-          <w:szCs w:val="24"/>
           <w:lang w:eastAsia="zh-CN"/>
         </w:rPr>
         <w:t>100%，</w:t>
       </w:r>
       <w:r>
         <w:rPr>
-          <w:rFonts w:hint="eastAsia" w:ascii="宋体" w:hAnsi="宋体" w:cs="宋体"/>
-          <w:spacing w:val="-5"/>
-          <w:sz w:val="24"/>
-          <w:szCs w:val="24"/>
+          <w:rFonts w:hint="eastAsia"/>
           <w:lang w:val="en-US" w:eastAsia="zh-CN"/>
         </w:rPr>
         <w:t>计划于2026年2月完成研发工程师招聘</w:t>
       </w:r>
       <w:r>
         <w:rPr>
-          <w:rFonts w:ascii="宋体" w:hAnsi="宋体" w:cs="宋体"/>
-          <w:spacing w:val="-5"/>
-          <w:sz w:val="24"/>
-          <w:szCs w:val="24"/>
           <w:lang w:eastAsia="zh-CN"/>
         </w:rPr>
         <w:t>。</w:t>
       </w:r>
       <w:r>
         <w:rPr>
-          <w:rFonts w:hint="eastAsia" w:ascii="宋体" w:hAnsi="宋体" w:cs="宋体"/>
-          <w:spacing w:val="-5"/>
-          <w:sz w:val="24"/>
-          <w:szCs w:val="24"/>
+          <w:rFonts w:hint="eastAsia"/>
           <w:lang w:eastAsia="zh-CN"/>
         </w:rPr>
         <w:t>招聘完成情况如表3-3所示。</w:t>
       </w:r>
+      <w:bookmarkEnd w:id="15"/>
     </w:p>
     <w:p>
       <w:pPr>
@@ -12414,6 +12352,12 @@
             <w:insideH w:val="single" w:color="000000" w:sz="2" w:space="0"/>
             <w:insideV w:val="single" w:color="000000" w:sz="2" w:space="0"/>
           </w:tblBorders>
+          <w:tblCellMar>
+            <w:top w:w="0" w:type="dxa"/>
+            <w:left w:w="0" w:type="dxa"/>
+            <w:bottom w:w="0" w:type="dxa"/>
+            <w:right w:w="0" w:type="dxa"/>
+          </w:tblCellMar>
         </w:tblPrEx>
         <w:trPr>
           <w:trHeight w:val="552" w:hRule="atLeast"/>
@@ -13320,8 +13264,6 @@
               </w:rPr>
               <w:t>运维实施工程师</w:t>
             </w:r>
-            <w:bookmarkStart w:id="15" w:name="_GoBack"/>
-            <w:bookmarkEnd w:id="15"/>
           </w:p>
         </w:tc>
         <w:tc>
